--- a/content/busi1763/files/Unilever_Group_Script_draft_v4.docx
+++ b/content/busi1763/files/Unilever_Group_Script_draft_v4.docx
@@ -2628,7 +2628,7 @@
           <w:color w:val="7C3AED"/>
           <w:sz w:val="28"/>
         </w:rPr>
-        <w:t>Speaker 4 · FDI（外国直接投资）· 403 words ≈ 3.1–3.7 min</w:t>
+        <w:t>Speaker 4 · FDI（外国直接投资）· 424 words ≈ 3.3–3.9 min</w:t>
       </w:r>
     </w:p>
     <w:p>
@@ -2655,7 +2655,7 @@
           <w:i w:val="0"/>
           <w:sz w:val="23"/>
         </w:rPr>
-        <w:t>Thank you. My theory is FDI, foreign direct investment, and my country is the United States.</w:t>
+        <w:t>Thank you. My topic is FDI. FDI means foreign direct investment.</w:t>
       </w:r>
     </w:p>
     <w:p>
@@ -2669,7 +2669,7 @@
           <w:color w:val="6B7280"/>
           <w:sz w:val="19"/>
         </w:rPr>
-        <w:t>谢谢。我讲的理论是 FDI，外国直接投资，我选的国家是美国。</w:t>
+        <w:t>谢谢。我讲的是 FDI，FDI 就是外国直接投资。</w:t>
       </w:r>
     </w:p>
     <w:p>
@@ -2682,7 +2682,7 @@
           <w:i w:val="0"/>
           <w:sz w:val="23"/>
         </w:rPr>
-        <w:t>FDI means a company owns and controls a business in another country. It can build something new, which is greenfield, or buy a company, which is M&amp;A.</w:t>
+        <w:t>My country is the United States.</w:t>
       </w:r>
     </w:p>
     <w:p>
@@ -2696,7 +2696,7 @@
           <w:color w:val="6B7280"/>
           <w:sz w:val="19"/>
         </w:rPr>
-        <w:t>FDI 是指一家公司在另一个国家拥有并控制一项业务。可以自己新建，叫绿地投资；也可以买下一家公司，叫并购。</w:t>
+        <w:t>我选的国家是美国。</w:t>
       </w:r>
     </w:p>
     <w:p>
@@ -2709,7 +2709,7 @@
           <w:i w:val="0"/>
           <w:sz w:val="23"/>
         </w:rPr>
-        <w:t>Dunning's OLI model explains why companies do FDI: ownership advantages, location advantages and internalisation advantages.</w:t>
+        <w:t>FDI means a company owns a business in another country.</w:t>
       </w:r>
     </w:p>
     <w:p>
@@ -2723,7 +2723,7 @@
           <w:color w:val="6B7280"/>
           <w:sz w:val="19"/>
         </w:rPr>
-        <w:t>Dunning 的 OLI 模型解释了公司为什么做 FDI：所有权优势、区位优势和内部化优势。</w:t>
+        <w:t>FDI 是指一家公司在另一个国家拥有一项业务。</w:t>
       </w:r>
     </w:p>
     <w:p>
@@ -2736,7 +2736,7 @@
           <w:i w:val="0"/>
           <w:sz w:val="23"/>
         </w:rPr>
-        <w:t>There are four motives: market-seeking, resource-seeking, efficiency-seeking and strategic asset-seeking.</w:t>
+        <w:t>There are two ways. A company can build a new business. This is called greenfield.</w:t>
       </w:r>
     </w:p>
     <w:p>
@@ -2750,7 +2750,169 @@
           <w:color w:val="6B7280"/>
           <w:sz w:val="19"/>
         </w:rPr>
-        <w:t>FDI 有四种动机：寻求市场、寻求资源、寻求效率和寻求战略资产。</w:t>
+        <w:t>有两种方式。公司可以自己新建，这叫绿地投资。</w:t>
+      </w:r>
+    </w:p>
+    <w:p>
+      <w:pPr>
+        <w:spacing w:after="0"/>
+      </w:pPr>
+      <w:r>
+        <w:rPr>
+          <w:b w:val="0"/>
+          <w:i w:val="0"/>
+          <w:sz w:val="23"/>
+        </w:rPr>
+        <w:t>Or it can buy a company. This is called M&amp;A.</w:t>
+      </w:r>
+    </w:p>
+    <w:p>
+      <w:pPr>
+        <w:spacing w:after="100"/>
+      </w:pPr>
+      <w:r>
+        <w:rPr>
+          <w:b w:val="0"/>
+          <w:i w:val="0"/>
+          <w:color w:val="6B7280"/>
+          <w:sz w:val="19"/>
+        </w:rPr>
+        <w:t>也可以买下一家公司，这叫并购。</w:t>
+      </w:r>
+    </w:p>
+    <w:p>
+      <w:pPr>
+        <w:spacing w:after="0"/>
+      </w:pPr>
+      <w:r>
+        <w:rPr>
+          <w:b w:val="0"/>
+          <w:i w:val="0"/>
+          <w:sz w:val="23"/>
+        </w:rPr>
+        <w:t>Dunning's OLI model tells us why companies do FDI.</w:t>
+      </w:r>
+    </w:p>
+    <w:p>
+      <w:pPr>
+        <w:spacing w:after="100"/>
+      </w:pPr>
+      <w:r>
+        <w:rPr>
+          <w:b w:val="0"/>
+          <w:i w:val="0"/>
+          <w:color w:val="6B7280"/>
+          <w:sz w:val="19"/>
+        </w:rPr>
+        <w:t>Dunning 的 OLI 模型告诉我们，公司为什么做 FDI。</w:t>
+      </w:r>
+    </w:p>
+    <w:p>
+      <w:pPr>
+        <w:spacing w:after="0"/>
+      </w:pPr>
+      <w:r>
+        <w:rPr>
+          <w:b w:val="0"/>
+          <w:i w:val="0"/>
+          <w:sz w:val="23"/>
+        </w:rPr>
+        <w:t>O is ownership. The company has something special, like strong brands.</w:t>
+      </w:r>
+    </w:p>
+    <w:p>
+      <w:pPr>
+        <w:spacing w:after="100"/>
+      </w:pPr>
+      <w:r>
+        <w:rPr>
+          <w:b w:val="0"/>
+          <w:i w:val="0"/>
+          <w:color w:val="6B7280"/>
+          <w:sz w:val="19"/>
+        </w:rPr>
+        <w:t>O 是所有权：公司有特别的东西，比如强大的品牌。</w:t>
+      </w:r>
+    </w:p>
+    <w:p>
+      <w:pPr>
+        <w:spacing w:after="0"/>
+      </w:pPr>
+      <w:r>
+        <w:rPr>
+          <w:b w:val="0"/>
+          <w:i w:val="0"/>
+          <w:sz w:val="23"/>
+        </w:rPr>
+        <w:t>L is location. The country has something good, like a big market.</w:t>
+      </w:r>
+    </w:p>
+    <w:p>
+      <w:pPr>
+        <w:spacing w:after="100"/>
+      </w:pPr>
+      <w:r>
+        <w:rPr>
+          <w:b w:val="0"/>
+          <w:i w:val="0"/>
+          <w:color w:val="6B7280"/>
+          <w:sz w:val="19"/>
+        </w:rPr>
+        <w:t>L 是区位：这个国家有好的条件，比如市场大。</w:t>
+      </w:r>
+    </w:p>
+    <w:p>
+      <w:pPr>
+        <w:spacing w:after="0"/>
+      </w:pPr>
+      <w:r>
+        <w:rPr>
+          <w:b w:val="0"/>
+          <w:i w:val="0"/>
+          <w:sz w:val="23"/>
+        </w:rPr>
+        <w:t>I is internalisation. The company wants to own the business, not just sell a licence.</w:t>
+      </w:r>
+    </w:p>
+    <w:p>
+      <w:pPr>
+        <w:spacing w:after="100"/>
+      </w:pPr>
+      <w:r>
+        <w:rPr>
+          <w:b w:val="0"/>
+          <w:i w:val="0"/>
+          <w:color w:val="6B7280"/>
+          <w:sz w:val="19"/>
+        </w:rPr>
+        <w:t>I 是内部化：公司想自己拥有这项业务，而不只是卖授权给别人。</w:t>
+      </w:r>
+    </w:p>
+    <w:p>
+      <w:pPr>
+        <w:spacing w:after="0"/>
+      </w:pPr>
+      <w:r>
+        <w:rPr>
+          <w:b w:val="0"/>
+          <w:i w:val="0"/>
+          <w:sz w:val="23"/>
+        </w:rPr>
+        <w:t>There are four reasons for FDI: to find markets, to find resources, to cut costs, and to buy strategic assets.</w:t>
+      </w:r>
+    </w:p>
+    <w:p>
+      <w:pPr>
+        <w:spacing w:after="100"/>
+      </w:pPr>
+      <w:r>
+        <w:rPr>
+          <w:b w:val="0"/>
+          <w:i w:val="0"/>
+          <w:color w:val="6B7280"/>
+          <w:sz w:val="19"/>
+        </w:rPr>
+        <w:t>做 FDI 有四个原因：找市场、找资源、降成本、买战略资产。</w:t>
       </w:r>
     </w:p>
     <w:p>
@@ -2777,7 +2939,7 @@
           <w:i w:val="0"/>
           <w:sz w:val="23"/>
         </w:rPr>
-        <w:t>Why the United States? The US is the world's largest FDI host. From January to December 2024, it received 279 billion dollars.</w:t>
+        <w:t>Why the United States?</w:t>
       </w:r>
     </w:p>
     <w:p>
@@ -2791,7 +2953,7 @@
           <w:color w:val="6B7280"/>
           <w:sz w:val="19"/>
         </w:rPr>
-        <w:t>为什么是美国？美国是全球最大的 FDI 接收国，2024 年 1–12 月吸收了 2,790 亿美元。</w:t>
+        <w:t>为什么是美国？</w:t>
       </w:r>
     </w:p>
     <w:p>
@@ -2804,7 +2966,7 @@
           <w:i w:val="0"/>
           <w:sz w:val="23"/>
         </w:rPr>
-        <w:t>For Unilever, the US is its biggest market. Its US turnover grew from 9.4 billion euros in the year to December 2020 to 12.5 billion in the year to December 2024, about one fifth of the group.</w:t>
+        <w:t>First, the US gets the most FDI in the world. In all of 2024, it got 279 billion dollars.</w:t>
       </w:r>
     </w:p>
     <w:p>
@@ -2818,7 +2980,7 @@
           <w:color w:val="6B7280"/>
           <w:sz w:val="19"/>
         </w:rPr>
-        <w:t>对 Unilever 来说，美国是它最大的市场。它在美国的营业额从 2020 年 1–12 月的 94 亿欧元，增长到 2024 年 1–12 月的 125 亿欧元，约占集团的五分之一。</w:t>
+        <w:t>第一，美国是全世界吸收 FDI 最多的国家。2024 年全年，它吸收了 2,790 亿美元。</w:t>
       </w:r>
     </w:p>
     <w:p>
@@ -2831,7 +2993,7 @@
           <w:i w:val="0"/>
           <w:sz w:val="23"/>
         </w:rPr>
-        <w:t>Using OLI: O, Unilever has global brands, money and distribution. L, the US is the biggest market, with many premium and online shoppers.</w:t>
+        <w:t>Second, the US is Unilever's biggest market.</w:t>
       </w:r>
     </w:p>
     <w:p>
@@ -2845,7 +3007,7 @@
           <w:color w:val="6B7280"/>
           <w:sz w:val="19"/>
         </w:rPr>
-        <w:t>用 OLI 来看：O，Unilever 有全球品牌、资金和销售网络；L，美国是最大的市场，有很多愿意买高端产品、在网上购物的消费者。</w:t>
+        <w:t>第二，美国是 Unilever 最大的市场。</w:t>
       </w:r>
     </w:p>
     <w:p>
@@ -2858,7 +3020,7 @@
           <w:i w:val="0"/>
           <w:sz w:val="23"/>
         </w:rPr>
-        <w:t>I, Unilever buys and owns these brands, instead of licensing them, so it controls the brands, their customers and their know-how.</w:t>
+        <w:t>Unilever's sales in the US went up from 9.4 billion euros in 2020 to 12.5 billion euros in 2024.</w:t>
       </w:r>
     </w:p>
     <w:p>
@@ -2872,7 +3034,88 @@
           <w:color w:val="6B7280"/>
           <w:sz w:val="19"/>
         </w:rPr>
-        <w:t>I，Unilever 买下并拥有这些品牌，而不是授权给别人，所以它能控制品牌、客户和专业知识。</w:t>
+        <w:t>Unilever 在美国的销售额从 2020 年的 94 亿欧元，增长到 2024 年的 125 亿欧元。</w:t>
+      </w:r>
+    </w:p>
+    <w:p>
+      <w:pPr>
+        <w:spacing w:after="0"/>
+      </w:pPr>
+      <w:r>
+        <w:rPr>
+          <w:b w:val="0"/>
+          <w:i w:val="0"/>
+          <w:sz w:val="23"/>
+        </w:rPr>
+        <w:t>Now, OLI. O: Unilever has famous brands, money and a big sales network.</w:t>
+      </w:r>
+    </w:p>
+    <w:p>
+      <w:pPr>
+        <w:spacing w:after="100"/>
+      </w:pPr>
+      <w:r>
+        <w:rPr>
+          <w:b w:val="0"/>
+          <w:i w:val="0"/>
+          <w:color w:val="6B7280"/>
+          <w:sz w:val="19"/>
+        </w:rPr>
+        <w:t>现在用 OLI 来看。O：Unilever 有有名的品牌、资金和很大的销售网络。</w:t>
+      </w:r>
+    </w:p>
+    <w:p>
+      <w:pPr>
+        <w:spacing w:after="0"/>
+      </w:pPr>
+      <w:r>
+        <w:rPr>
+          <w:b w:val="0"/>
+          <w:i w:val="0"/>
+          <w:sz w:val="23"/>
+        </w:rPr>
+        <w:t>L: the US is a big market. Many people buy premium products and shop online.</w:t>
+      </w:r>
+    </w:p>
+    <w:p>
+      <w:pPr>
+        <w:spacing w:after="100"/>
+      </w:pPr>
+      <w:r>
+        <w:rPr>
+          <w:b w:val="0"/>
+          <w:i w:val="0"/>
+          <w:color w:val="6B7280"/>
+          <w:sz w:val="19"/>
+        </w:rPr>
+        <w:t>L：美国市场很大，很多人买高端产品，也在网上购物。</w:t>
+      </w:r>
+    </w:p>
+    <w:p>
+      <w:pPr>
+        <w:spacing w:after="0"/>
+      </w:pPr>
+      <w:r>
+        <w:rPr>
+          <w:b w:val="0"/>
+          <w:i w:val="0"/>
+          <w:sz w:val="23"/>
+        </w:rPr>
+        <w:t>I: Unilever buys and owns the brands. So it controls the brands and their customers.</w:t>
+      </w:r>
+    </w:p>
+    <w:p>
+      <w:pPr>
+        <w:spacing w:after="100"/>
+      </w:pPr>
+      <w:r>
+        <w:rPr>
+          <w:b w:val="0"/>
+          <w:i w:val="0"/>
+          <w:color w:val="6B7280"/>
+          <w:sz w:val="19"/>
+        </w:rPr>
+        <w:t>I：Unilever 买下并拥有这些品牌，所以它能控制品牌和它们的客户。</w:t>
       </w:r>
     </w:p>
     <w:p>
@@ -2899,7 +3142,7 @@
           <w:i w:val="0"/>
           <w:sz w:val="23"/>
         </w:rPr>
-        <w:t>Unilever's FDI in the US was mainly M&amp;A. This is strategic asset-seeking: it buys brands, customers and online skills.</w:t>
+        <w:t>In the US, Unilever mostly buys companies. So its FDI is mainly M&amp;A.</w:t>
       </w:r>
     </w:p>
     <w:p>
@@ -2913,7 +3156,7 @@
           <w:color w:val="6B7280"/>
           <w:sz w:val="19"/>
         </w:rPr>
-        <w:t>Unilever 在美国的 FDI 主要是并购。这是寻求战略资产：它买的是品牌、客户和网上销售的能力。</w:t>
+        <w:t>在美国，Unilever 主要是买公司，所以它的 FDI 主要是并购。</w:t>
       </w:r>
     </w:p>
     <w:p>
@@ -2926,7 +3169,7 @@
           <w:i w:val="0"/>
           <w:sz w:val="23"/>
         </w:rPr>
-        <w:t>In August 2021, it bought Paula's Choice, a skincare brand that sells online, for 1.8 billion euros. In the year to December 2022, Prestige Beauty grew by double digits.</w:t>
+        <w:t>Its reason is to buy strategic assets: brands, customers and online skills.</w:t>
       </w:r>
     </w:p>
     <w:p>
@@ -2940,7 +3183,7 @@
           <w:color w:val="6B7280"/>
           <w:sz w:val="19"/>
         </w:rPr>
-        <w:t>2021 年 8 月，它花 18 亿欧元买下网上直销的护肤品牌 Paula's Choice。2022 年 1–12 月，高端美妆业务实现两位数增长。</w:t>
+        <w:t>原因是买战略资产：品牌、客户和网上销售的能力。</w:t>
       </w:r>
     </w:p>
     <w:p>
@@ -2953,7 +3196,7 @@
           <w:i w:val="0"/>
           <w:sz w:val="23"/>
         </w:rPr>
-        <w:t>In February 2024, it bought K18, which grew by double digits by December 2024. In September 2025, it bought Dr. Squatch for 1.2 billion euros.</w:t>
+        <w:t>In August 2021, Unilever bought Paula's Choice for 1.8 billion euros. It is a skincare brand. It sells online.</w:t>
       </w:r>
     </w:p>
     <w:p>
@@ -2967,7 +3210,7 @@
           <w:color w:val="6B7280"/>
           <w:sz w:val="19"/>
         </w:rPr>
-        <w:t>2024 年 2 月，它买下 K18，到 2024 年 12 月实现两位数增长。2025 年 9 月，它花 12 亿欧元买下 Dr. Squatch。</w:t>
+        <w:t>2021 年 8 月，Unilever 花 18 亿欧元买下 Paula's Choice。这是一个护肤品牌，在网上卖。</w:t>
       </w:r>
     </w:p>
     <w:p>
@@ -2980,7 +3223,7 @@
           <w:i w:val="0"/>
           <w:sz w:val="23"/>
         </w:rPr>
-        <w:t>What are the benefits for Unilever? First, faster growth: by December 2024, 70 percent of its US Beauty and Wellbeing sales came from these premium brands.</w:t>
+        <w:t>In all of 2022, Unilever's premium beauty sales grew by more than 10 percent.</w:t>
       </w:r>
     </w:p>
     <w:p>
@@ -2994,7 +3237,7 @@
           <w:color w:val="6B7280"/>
           <w:sz w:val="19"/>
         </w:rPr>
-        <w:t>给 Unilever 带来什么好处？第一，增长更快：到 2024 年 12 月，它在美国美妆和健康业务 70% 的销售来自这些高端品牌。</w:t>
+        <w:t>2022 年全年，Unilever 的高端美妆销售增长超过 10%。</w:t>
       </w:r>
     </w:p>
     <w:p>
@@ -3007,7 +3250,7 @@
           <w:i w:val="0"/>
           <w:sz w:val="23"/>
         </w:rPr>
-        <w:t>Second, a stronger position: its long-term assets in the US grew from 12.9 billion euros in December 2020 to 19.7 billion in December 2024.</w:t>
+        <w:t>In February 2024, Unilever bought K18, a hair care brand.</w:t>
       </w:r>
     </w:p>
     <w:p>
@@ -3021,7 +3264,7 @@
           <w:color w:val="6B7280"/>
           <w:sz w:val="19"/>
         </w:rPr>
-        <w:t>第二，地位更稳：它在美国的长期资产从 2020 年 12 月的 129 亿欧元增长到 2024 年 12 月的 197 亿欧元。</w:t>
+        <w:t>2024 年 2 月，Unilever 买下护发品牌 K18。</w:t>
       </w:r>
     </w:p>
     <w:p>
@@ -3034,7 +3277,7 @@
           <w:i w:val="0"/>
           <w:sz w:val="23"/>
         </w:rPr>
-        <w:t>Third, results: in the year to December 2025, North America grew 5.3 percent, and Unilever recovered much of its lost market share in the US.</w:t>
+        <w:t>In September 2025, Unilever bought Dr. Squatch for 1.2 billion euros. It sells personal care products for men.</w:t>
       </w:r>
     </w:p>
     <w:p>
@@ -3048,7 +3291,7 @@
           <w:color w:val="6B7280"/>
           <w:sz w:val="19"/>
         </w:rPr>
-        <w:t>第三，成果：2025 年 1–12 月，北美增长 5.3%，Unilever 在美国夺回了大部分失去的市场份额。</w:t>
+        <w:t>2025 年 9 月，Unilever 花 12 亿欧元买下 Dr. Squatch，它卖男士个人护理产品。</w:t>
       </w:r>
     </w:p>
     <w:p>
@@ -3061,7 +3304,7 @@
           <w:i w:val="0"/>
           <w:sz w:val="23"/>
         </w:rPr>
-        <w:t>But there is risk: from January to December 2024, the US premium beauty market slowed, and Paula's Choice slowed too.</w:t>
+        <w:t>What are the good things for Unilever?</w:t>
       </w:r>
     </w:p>
     <w:p>
@@ -3075,7 +3318,7 @@
           <w:color w:val="6B7280"/>
           <w:sz w:val="19"/>
         </w:rPr>
-        <w:t>但也有风险：2024 年 1–12 月，美国高端美妆市场放缓，Paula's Choice 也跟着放缓了。</w:t>
+        <w:t>这给 Unilever 带来什么好处？</w:t>
       </w:r>
     </w:p>
     <w:p>
@@ -3088,7 +3331,7 @@
           <w:i w:val="0"/>
           <w:sz w:val="23"/>
         </w:rPr>
-        <w:t>My conclusion: Unilever's FDI in the US follows the OLI model. By buying American premium brands, it gained growth, online skills and a stronger position in its biggest market.</w:t>
+        <w:t>First, faster growth. By December 2024, 70 percent of its US beauty and wellbeing sales came from these premium brands.</w:t>
       </w:r>
     </w:p>
     <w:p>
@@ -3102,7 +3345,115 @@
           <w:color w:val="6B7280"/>
           <w:sz w:val="19"/>
         </w:rPr>
-        <w:t>我的结论：Unilever 在美国的 FDI 符合 OLI 模型。通过买美国的高端品牌，它获得了增长、网上销售能力，也巩固了在最大市场的地位。</w:t>
+        <w:t>第一，增长更快。到 2024 年 12 月，它在美国美妆和健康业务 70% 的销售来自这些高端品牌。</w:t>
+      </w:r>
+    </w:p>
+    <w:p>
+      <w:pPr>
+        <w:spacing w:after="0"/>
+      </w:pPr>
+      <w:r>
+        <w:rPr>
+          <w:b w:val="0"/>
+          <w:i w:val="0"/>
+          <w:sz w:val="23"/>
+        </w:rPr>
+        <w:t>Second, good results. In all of 2025, sales in North America grew by 5.3 percent.</w:t>
+      </w:r>
+    </w:p>
+    <w:p>
+      <w:pPr>
+        <w:spacing w:after="100"/>
+      </w:pPr>
+      <w:r>
+        <w:rPr>
+          <w:b w:val="0"/>
+          <w:i w:val="0"/>
+          <w:color w:val="6B7280"/>
+          <w:sz w:val="19"/>
+        </w:rPr>
+        <w:t>第二，成果好。2025 年全年，北美的销售增长了 5.3%。</w:t>
+      </w:r>
+    </w:p>
+    <w:p>
+      <w:pPr>
+        <w:spacing w:after="0"/>
+      </w:pPr>
+      <w:r>
+        <w:rPr>
+          <w:b w:val="0"/>
+          <w:i w:val="0"/>
+          <w:sz w:val="23"/>
+        </w:rPr>
+        <w:t>But there is a risk. In 2024, the US premium beauty market slowed down. Paula's Choice slowed down too.</w:t>
+      </w:r>
+    </w:p>
+    <w:p>
+      <w:pPr>
+        <w:spacing w:after="100"/>
+      </w:pPr>
+      <w:r>
+        <w:rPr>
+          <w:b w:val="0"/>
+          <w:i w:val="0"/>
+          <w:color w:val="6B7280"/>
+          <w:sz w:val="19"/>
+        </w:rPr>
+        <w:t>但也有风险。2024 年，美国高端美妆市场放缓，Paula's Choice 也跟着放缓。</w:t>
+      </w:r>
+    </w:p>
+    <w:p>
+      <w:pPr>
+        <w:spacing w:after="0"/>
+      </w:pPr>
+      <w:r>
+        <w:rPr>
+          <w:b w:val="0"/>
+          <w:i w:val="0"/>
+          <w:sz w:val="23"/>
+        </w:rPr>
+        <w:t>My conclusion: Unilever's FDI in the US fits the OLI model.</w:t>
+      </w:r>
+    </w:p>
+    <w:p>
+      <w:pPr>
+        <w:spacing w:after="100"/>
+      </w:pPr>
+      <w:r>
+        <w:rPr>
+          <w:b w:val="0"/>
+          <w:i w:val="0"/>
+          <w:color w:val="6B7280"/>
+          <w:sz w:val="19"/>
+        </w:rPr>
+        <w:t>我的结论：Unilever 在美国的 FDI 符合 OLI 模型。</w:t>
+      </w:r>
+    </w:p>
+    <w:p>
+      <w:pPr>
+        <w:spacing w:after="0"/>
+      </w:pPr>
+      <w:r>
+        <w:rPr>
+          <w:b w:val="0"/>
+          <w:i w:val="0"/>
+          <w:sz w:val="23"/>
+        </w:rPr>
+        <w:t>By buying American brands, Unilever got growth, online skills and a stronger place in its biggest market.</w:t>
+      </w:r>
+    </w:p>
+    <w:p>
+      <w:pPr>
+        <w:spacing w:after="100"/>
+      </w:pPr>
+      <w:r>
+        <w:rPr>
+          <w:b w:val="0"/>
+          <w:i w:val="0"/>
+          <w:color w:val="6B7280"/>
+          <w:sz w:val="19"/>
+        </w:rPr>
+        <w:t>通过买美国品牌，Unilever 得到了增长、网上销售能力，也在它最大的市场站得更稳。</w:t>
       </w:r>
     </w:p>
     <w:p>
@@ -3129,7 +3480,7 @@
           <w:i w:val="0"/>
           <w:sz w:val="23"/>
         </w:rPr>
-        <w:t>To conclude: Unilever is global, it uses trade deals like USMCA, it uses its British advantages, and it grows through FDI in the US.</w:t>
+        <w:t>To conclude: Unilever is a global company. It uses trade deals like USMCA. It uses its British strengths. And it grows by FDI in the US.</w:t>
       </w:r>
     </w:p>
     <w:p>
@@ -3156,7 +3507,7 @@
           <w:i w:val="0"/>
           <w:sz w:val="23"/>
         </w:rPr>
-        <w:t>Thank you for listening. We are happy to take your questions.</w:t>
+        <w:t>Thank you for listening. Now we are happy to answer your questions.</w:t>
       </w:r>
     </w:p>
     <w:p>
@@ -3170,7 +3521,7 @@
           <w:color w:val="6B7280"/>
           <w:sz w:val="19"/>
         </w:rPr>
-        <w:t>谢谢大家。欢迎提问。</w:t>
+        <w:t>谢谢大家。现在欢迎提问。</w:t>
       </w:r>
     </w:p>
     <w:p>
@@ -3197,7 +3548,7 @@
           <w:i w:val="0"/>
           <w:sz w:val="23"/>
         </w:rPr>
-        <w:t>Q1. Why does Unilever buy American companies instead of building new brands or factories in the US?</w:t>
+        <w:t>Q1. Why does Unilever buy American companies, and not build new brands?</w:t>
       </w:r>
     </w:p>
     <w:p>
@@ -3211,7 +3562,7 @@
           <w:color w:val="6B7280"/>
           <w:sz w:val="19"/>
         </w:rPr>
-        <w:t>为什么 Unilever 买美国公司，而不是在美国自己做新品牌或建新工厂？</w:t>
+        <w:t>为什么 Unilever 买美国公司，而不是自己做新品牌？</w:t>
       </w:r>
     </w:p>
     <w:p>
@@ -3251,7 +3602,7 @@
           <w:i w:val="0"/>
           <w:sz w:val="23"/>
         </w:rPr>
-        <w:t>A brand like Paula's Choice already has customers and online sales skills. This is strategic asset-seeking.</w:t>
+        <w:t>A brand like Paula's Choice already has customers.</w:t>
       </w:r>
     </w:p>
     <w:p>
@@ -3265,7 +3616,7 @@
           <w:color w:val="6B7280"/>
           <w:sz w:val="19"/>
         </w:rPr>
-        <w:t>像 Paula's Choice 这样的品牌已经有客户，也有网上销售的能力，这就是寻求战略资产。</w:t>
+        <w:t>像 Paula's Choice 这样的品牌已经有客户。</w:t>
       </w:r>
     </w:p>
     <w:p>
@@ -3278,7 +3629,7 @@
           <w:i w:val="0"/>
           <w:sz w:val="23"/>
         </w:rPr>
-        <w:t>The US market is very competitive, so building a new brand takes many years and may fail.</w:t>
+        <w:t>It also has online sales skills. These are strategic assets.</w:t>
       </w:r>
     </w:p>
     <w:p>
@@ -3292,7 +3643,7 @@
           <w:color w:val="6B7280"/>
           <w:sz w:val="19"/>
         </w:rPr>
-        <w:t>美国市场竞争很激烈，自己做一个新品牌要很多年，还可能失败。</w:t>
+        <w:t>它还有网上销售的能力，这些就是战略资产。</w:t>
       </w:r>
     </w:p>
     <w:p>
@@ -3305,7 +3656,7 @@
           <w:i w:val="0"/>
           <w:sz w:val="23"/>
         </w:rPr>
-        <w:t>But buying has risks too: it is expensive, and when the US premium beauty market slowed from January to December 2024, Paula's Choice slowed too.</w:t>
+        <w:t>The US market has many strong competitors.</w:t>
       </w:r>
     </w:p>
     <w:p>
@@ -3319,7 +3670,7 @@
           <w:color w:val="6B7280"/>
           <w:sz w:val="19"/>
         </w:rPr>
-        <w:t>但买也有风险：很贵，而且 2024 年 1–12 月美国高端美妆市场放缓时，Paula's Choice 也跟着放缓了。</w:t>
+        <w:t>美国市场有很多强大的竞争对手。</w:t>
       </w:r>
     </w:p>
     <w:p>
@@ -3328,11 +3679,11 @@
       </w:pPr>
       <w:r>
         <w:rPr>
-          <w:b/>
+          <w:b w:val="0"/>
           <w:i w:val="0"/>
           <w:sz w:val="23"/>
         </w:rPr>
-        <w:t>Q2. What does the United States gain from Unilever's FDI, and what are the risks for Unilever?</w:t>
+        <w:t>So building a new brand takes many years, and it may fail.</w:t>
       </w:r>
     </w:p>
     <w:p>
@@ -3346,7 +3697,7 @@
           <w:color w:val="6B7280"/>
           <w:sz w:val="19"/>
         </w:rPr>
-        <w:t>美国从 Unilever 的 FDI 中得到什么？Unilever 又有什么风险？</w:t>
+        <w:t>所以自己做一个新品牌要很多年，还可能失败。</w:t>
       </w:r>
     </w:p>
     <w:p>
@@ -3359,7 +3710,7 @@
           <w:i w:val="0"/>
           <w:sz w:val="23"/>
         </w:rPr>
-        <w:t>The US gains investment and jobs, and the brands can grow faster with Unilever's money and its global network.</w:t>
+        <w:t>Also, Unilever can use its money to help the brand grow faster.</w:t>
       </w:r>
     </w:p>
     <w:p>
@@ -3373,7 +3724,7 @@
           <w:color w:val="6B7280"/>
           <w:sz w:val="19"/>
         </w:rPr>
-        <w:t>美国得到投资和就业，这些品牌也能借助 Unilever 的资金和全球网络发展得更快。</w:t>
+        <w:t>而且 Unilever 可以用自己的钱帮这个品牌更快发展。</w:t>
       </w:r>
     </w:p>
     <w:p>
@@ -3386,7 +3737,7 @@
           <w:i w:val="0"/>
           <w:sz w:val="23"/>
         </w:rPr>
-        <w:t>For example, after July 2022, Nutrafol grew quickly with Unilever's support, and it led double-digit growth in Wellbeing in the year to December 2025.</w:t>
+        <w:t>But buying also has risks. It is very expensive.</w:t>
       </w:r>
     </w:p>
     <w:p>
@@ -3400,7 +3751,7 @@
           <w:color w:val="6B7280"/>
           <w:sz w:val="19"/>
         </w:rPr>
-        <w:t>比如 2022 年 7 月以后，Nutrafol 在 Unilever 的支持下发展很快，2025 年 1–12 月带动健康业务实现两位数增长。</w:t>
+        <w:t>但买也有风险：很贵。</w:t>
       </w:r>
     </w:p>
     <w:p>
@@ -3413,7 +3764,7 @@
           <w:i w:val="0"/>
           <w:sz w:val="23"/>
         </w:rPr>
-        <w:t>For Unilever, the risks are paying too much, a slowdown in the US market, and US trade policy, such as new tariffs.</w:t>
+        <w:t>For example, Unilever paid 1.8 billion euros for Paula's Choice in August 2021.</w:t>
       </w:r>
     </w:p>
     <w:p>
@@ -3427,7 +3778,358 @@
           <w:color w:val="6B7280"/>
           <w:sz w:val="19"/>
         </w:rPr>
-        <w:t>对 Unilever 来说，风险是出价太高、美国市场放缓，还有美国的贸易政策，比如新关税。</w:t>
+        <w:t>比如 2021 年 8 月，Unilever 为 Paula's Choice 付了 18 亿欧元。</w:t>
+      </w:r>
+    </w:p>
+    <w:p>
+      <w:pPr>
+        <w:spacing w:after="0"/>
+      </w:pPr>
+      <w:r>
+        <w:rPr>
+          <w:b w:val="0"/>
+          <w:i w:val="0"/>
+          <w:sz w:val="23"/>
+        </w:rPr>
+        <w:t>And in 2024, the US premium beauty market slowed down. Then Paula's Choice slowed down too.</w:t>
+      </w:r>
+    </w:p>
+    <w:p>
+      <w:pPr>
+        <w:spacing w:after="60"/>
+      </w:pPr>
+      <w:r>
+        <w:rPr>
+          <w:b w:val="0"/>
+          <w:i w:val="0"/>
+          <w:color w:val="6B7280"/>
+          <w:sz w:val="19"/>
+        </w:rPr>
+        <w:t>而且 2024 年美国高端美妆市场放缓，Paula's Choice 也跟着放缓。</w:t>
+      </w:r>
+    </w:p>
+    <w:p>
+      <w:pPr>
+        <w:spacing w:after="0"/>
+      </w:pPr>
+      <w:r>
+        <w:rPr>
+          <w:b w:val="0"/>
+          <w:i w:val="0"/>
+          <w:sz w:val="23"/>
+        </w:rPr>
+        <w:t>So buying is faster, but it is not always safe.</w:t>
+      </w:r>
+    </w:p>
+    <w:p>
+      <w:pPr>
+        <w:spacing w:after="60"/>
+      </w:pPr>
+      <w:r>
+        <w:rPr>
+          <w:b w:val="0"/>
+          <w:i w:val="0"/>
+          <w:color w:val="6B7280"/>
+          <w:sz w:val="19"/>
+        </w:rPr>
+        <w:t>所以买更快，但不一定安全。</w:t>
+      </w:r>
+    </w:p>
+    <w:p>
+      <w:pPr>
+        <w:spacing w:after="0"/>
+      </w:pPr>
+      <w:r>
+        <w:rPr>
+          <w:b/>
+          <w:i w:val="0"/>
+          <w:sz w:val="23"/>
+        </w:rPr>
+        <w:t>Q2. What does the US get from Unilever's FDI? What are the risks for Unilever?</w:t>
+      </w:r>
+    </w:p>
+    <w:p>
+      <w:pPr>
+        <w:spacing w:after="60"/>
+      </w:pPr>
+      <w:r>
+        <w:rPr>
+          <w:b w:val="0"/>
+          <w:i w:val="0"/>
+          <w:color w:val="6B7280"/>
+          <w:sz w:val="19"/>
+        </w:rPr>
+        <w:t>美国从 Unilever 的 FDI 中得到什么？Unilever 有什么风险？</w:t>
+      </w:r>
+    </w:p>
+    <w:p>
+      <w:pPr>
+        <w:spacing w:after="0"/>
+      </w:pPr>
+      <w:r>
+        <w:rPr>
+          <w:b w:val="0"/>
+          <w:i w:val="0"/>
+          <w:sz w:val="23"/>
+        </w:rPr>
+        <w:t>The US gets investment and jobs.</w:t>
+      </w:r>
+    </w:p>
+    <w:p>
+      <w:pPr>
+        <w:spacing w:after="60"/>
+      </w:pPr>
+      <w:r>
+        <w:rPr>
+          <w:b w:val="0"/>
+          <w:i w:val="0"/>
+          <w:color w:val="6B7280"/>
+          <w:sz w:val="19"/>
+        </w:rPr>
+        <w:t>美国得到投资和就业。</w:t>
+      </w:r>
+    </w:p>
+    <w:p>
+      <w:pPr>
+        <w:spacing w:after="0"/>
+      </w:pPr>
+      <w:r>
+        <w:rPr>
+          <w:b w:val="0"/>
+          <w:i w:val="0"/>
+          <w:sz w:val="23"/>
+        </w:rPr>
+        <w:t>The brands also get Unilever's money and its global sales network, so they can grow faster.</w:t>
+      </w:r>
+    </w:p>
+    <w:p>
+      <w:pPr>
+        <w:spacing w:after="60"/>
+      </w:pPr>
+      <w:r>
+        <w:rPr>
+          <w:b w:val="0"/>
+          <w:i w:val="0"/>
+          <w:color w:val="6B7280"/>
+          <w:sz w:val="19"/>
+        </w:rPr>
+        <w:t>这些品牌也得到 Unilever 的资金和全球销售网络，所以能发展得更快。</w:t>
+      </w:r>
+    </w:p>
+    <w:p>
+      <w:pPr>
+        <w:spacing w:after="0"/>
+      </w:pPr>
+      <w:r>
+        <w:rPr>
+          <w:b w:val="0"/>
+          <w:i w:val="0"/>
+          <w:sz w:val="23"/>
+        </w:rPr>
+        <w:t>For example, in July 2022, Unilever bought more of Nutrafol.</w:t>
+      </w:r>
+    </w:p>
+    <w:p>
+      <w:pPr>
+        <w:spacing w:after="60"/>
+      </w:pPr>
+      <w:r>
+        <w:rPr>
+          <w:b w:val="0"/>
+          <w:i w:val="0"/>
+          <w:color w:val="6B7280"/>
+          <w:sz w:val="19"/>
+        </w:rPr>
+        <w:t>比如 2022 年 7 月，Unilever 增持了 Nutrafol。</w:t>
+      </w:r>
+    </w:p>
+    <w:p>
+      <w:pPr>
+        <w:spacing w:after="0"/>
+      </w:pPr>
+      <w:r>
+        <w:rPr>
+          <w:b w:val="0"/>
+          <w:i w:val="0"/>
+          <w:sz w:val="23"/>
+        </w:rPr>
+        <w:t>In 2025, Nutrafol helped Unilever's wellbeing sales grow by more than 10 percent.</w:t>
+      </w:r>
+    </w:p>
+    <w:p>
+      <w:pPr>
+        <w:spacing w:after="60"/>
+      </w:pPr>
+      <w:r>
+        <w:rPr>
+          <w:b w:val="0"/>
+          <w:i w:val="0"/>
+          <w:color w:val="6B7280"/>
+          <w:sz w:val="19"/>
+        </w:rPr>
+        <w:t>2025 年，Nutrafol 帮助 Unilever 的健康业务销售增长超过 10%。</w:t>
+      </w:r>
+    </w:p>
+    <w:p>
+      <w:pPr>
+        <w:spacing w:after="0"/>
+      </w:pPr>
+      <w:r>
+        <w:rPr>
+          <w:b w:val="0"/>
+          <w:i w:val="0"/>
+          <w:sz w:val="23"/>
+        </w:rPr>
+        <w:t>For Unilever, there are three risks.</w:t>
+      </w:r>
+    </w:p>
+    <w:p>
+      <w:pPr>
+        <w:spacing w:after="60"/>
+      </w:pPr>
+      <w:r>
+        <w:rPr>
+          <w:b w:val="0"/>
+          <w:i w:val="0"/>
+          <w:color w:val="6B7280"/>
+          <w:sz w:val="19"/>
+        </w:rPr>
+        <w:t>对 Unilever 来说，有三个风险。</w:t>
+      </w:r>
+    </w:p>
+    <w:p>
+      <w:pPr>
+        <w:spacing w:after="0"/>
+      </w:pPr>
+      <w:r>
+        <w:rPr>
+          <w:b w:val="0"/>
+          <w:i w:val="0"/>
+          <w:sz w:val="23"/>
+        </w:rPr>
+        <w:t>First, it may pay too much.</w:t>
+      </w:r>
+    </w:p>
+    <w:p>
+      <w:pPr>
+        <w:spacing w:after="60"/>
+      </w:pPr>
+      <w:r>
+        <w:rPr>
+          <w:b w:val="0"/>
+          <w:i w:val="0"/>
+          <w:color w:val="6B7280"/>
+          <w:sz w:val="19"/>
+        </w:rPr>
+        <w:t>第一，可能出价太高。</w:t>
+      </w:r>
+    </w:p>
+    <w:p>
+      <w:pPr>
+        <w:spacing w:after="0"/>
+      </w:pPr>
+      <w:r>
+        <w:rPr>
+          <w:b w:val="0"/>
+          <w:i w:val="0"/>
+          <w:sz w:val="23"/>
+        </w:rPr>
+        <w:t>Second, the US market may slow down, like premium beauty in 2024.</w:t>
+      </w:r>
+    </w:p>
+    <w:p>
+      <w:pPr>
+        <w:spacing w:after="60"/>
+      </w:pPr>
+      <w:r>
+        <w:rPr>
+          <w:b w:val="0"/>
+          <w:i w:val="0"/>
+          <w:color w:val="6B7280"/>
+          <w:sz w:val="19"/>
+        </w:rPr>
+        <w:t>第二，美国市场可能放缓，比如 2024 年的高端美妆。</w:t>
+      </w:r>
+    </w:p>
+    <w:p>
+      <w:pPr>
+        <w:spacing w:after="0"/>
+      </w:pPr>
+      <w:r>
+        <w:rPr>
+          <w:b w:val="0"/>
+          <w:i w:val="0"/>
+          <w:sz w:val="23"/>
+        </w:rPr>
+        <w:t>Third, US trade rules can change, for example with new tariffs.</w:t>
+      </w:r>
+    </w:p>
+    <w:p>
+      <w:pPr>
+        <w:spacing w:after="60"/>
+      </w:pPr>
+      <w:r>
+        <w:rPr>
+          <w:b w:val="0"/>
+          <w:i w:val="0"/>
+          <w:color w:val="6B7280"/>
+          <w:sz w:val="19"/>
+        </w:rPr>
+        <w:t>第三，美国的贸易规则可能变，比如加新关税。</w:t>
+      </w:r>
+    </w:p>
+    <w:p>
+      <w:pPr>
+        <w:spacing w:after="0"/>
+      </w:pPr>
+      <w:r>
+        <w:rPr>
+          <w:b w:val="0"/>
+          <w:i w:val="0"/>
+          <w:sz w:val="23"/>
+        </w:rPr>
+        <w:t>So Unilever must choose its brands carefully.</w:t>
+      </w:r>
+    </w:p>
+    <w:p>
+      <w:pPr>
+        <w:spacing w:after="60"/>
+      </w:pPr>
+      <w:r>
+        <w:rPr>
+          <w:b w:val="0"/>
+          <w:i w:val="0"/>
+          <w:color w:val="6B7280"/>
+          <w:sz w:val="19"/>
+        </w:rPr>
+        <w:t>所以 Unilever 必须小心选择品牌。</w:t>
+      </w:r>
+    </w:p>
+    <w:p>
+      <w:pPr>
+        <w:spacing w:after="0"/>
+      </w:pPr>
+      <w:r>
+        <w:rPr>
+          <w:b w:val="0"/>
+          <w:i w:val="0"/>
+          <w:sz w:val="23"/>
+        </w:rPr>
+        <w:t>So FDI can help both sides, but it is not without risk.</w:t>
+      </w:r>
+    </w:p>
+    <w:p>
+      <w:pPr>
+        <w:spacing w:after="60"/>
+      </w:pPr>
+      <w:r>
+        <w:rPr>
+          <w:b w:val="0"/>
+          <w:i w:val="0"/>
+          <w:color w:val="6B7280"/>
+          <w:sz w:val="19"/>
+        </w:rPr>
+        <w:t>所以 FDI 可以对双方都有好处，但不是没有风险。</w:t>
       </w:r>
     </w:p>
     <w:p>
